--- a/Deutsch_7A/Balladen/Woche1/Tafelskript_Mi_14-10_Hoeren_Lesetechniken.docx
+++ b/Deutsch_7A/Balladen/Woche1/Tafelskript_Mi_14-10_Hoeren_Lesetechniken.docx
@@ -513,7 +513,7 @@
                 <w:sz w:val="21"/>
                 <w:szCs w:val="21"/>
               </w:rPr>
-              <w:t xml:space="preserve">12′</w:t>
+              <w:t xml:space="preserve">17′</w:t>
             </w:r>
           </w:p>
         </w:tc>
@@ -581,7 +581,7 @@
                 <w:sz w:val="21"/>
                 <w:szCs w:val="21"/>
               </w:rPr>
-              <w:t xml:space="preserve">Ankommen: die Ballade hören</w:t>
+              <w:t xml:space="preserve">Ankommen: die Ballade hören und mitlesen</w:t>
             </w:r>
           </w:p>
         </w:tc>
@@ -615,7 +615,7 @@
                 <w:sz w:val="21"/>
                 <w:szCs w:val="21"/>
               </w:rPr>
-              <w:t xml:space="preserve">notieren beim Hören im Notizraster</w:t>
+              <w:t xml:space="preserve">notieren beim Hören, lesen mit dem Hörbuch mit (Schattenlesen), lesen im Tandem nach</w:t>
             </w:r>
           </w:p>
         </w:tc>
@@ -939,7 +939,7 @@
                 <w:sz w:val="21"/>
                 <w:szCs w:val="21"/>
               </w:rPr>
-              <w:t xml:space="preserve">30′</w:t>
+              <w:t xml:space="preserve">25′</w:t>
             </w:r>
           </w:p>
         </w:tc>
@@ -1781,7 +1781,7 @@
           <w:sz w:val="21"/>
           <w:szCs w:val="21"/>
         </w:rPr>
-        <w:t xml:space="preserve">Lehrbuch (John Maynard) · Hörfassung (z. B. Achim Reichel; sonst liest die Lehrkraft vor) · Selbsteinschätzungsbogen Mitarbeit · Druckvorlage: Notizraster (2 pro A4), Ü1 (1 pro A4, viel Schreibplatz).</w:t>
+        <w:t xml:space="preserve">Lehrbuch (John Maynard) · Hörfassung (z. B. Achim Reichel; sonst liest die Lehrkraft vor) · Methodenkarten Lesetraining (Lautlesetraining mit Hörbüchern, Tandemlesen) · Selbsteinschätzungsbogen Mitarbeit · Druckvorlage: Notizraster (2 pro A4), Ü1 (1 pro A4, viel Schreibplatz).</w:t>
       </w:r>
     </w:p>
     <w:p>
@@ -1806,7 +1806,7 @@
           <w:sz w:val="21"/>
           <w:szCs w:val="21"/>
         </w:rPr>
-        <w:t xml:space="preserve">Ziel und Ablauf links an die Seitentafel, Merksatz 1 rechts auf die Seitentafel (zugeklappt). Seite und Zeilen von John Maynard im Lehrbuch nachschlagen und in Ü1 b) die Strophen ggf. durch Zeilen ersetzen.</w:t>
+        <w:t xml:space="preserve">Ziel und Ablauf links an die Seitentafel, Merksatz 1 rechts auf die Seitentafel (zugeklappt). Tandems (lesestärker/leseschwächer) vorher festlegen. Seite und Zeilen von John Maynard im Lehrbuch nachschlagen und in Ü1 b) die Strophen ggf. durch Zeilen ersetzen.</w:t>
       </w:r>
     </w:p>
     <w:tbl>
@@ -2368,7 +2368,7 @@
           <w:sz w:val="28"/>
           <w:szCs w:val="28"/>
         </w:rPr>
-        <w:t xml:space="preserve">Ankommen und einstimmen: die Ballade hören</w:t>
+        <w:t xml:space="preserve">Ankommen und einstimmen: die Ballade hören und mitlesen</w:t>
       </w:r>
       <w:r>
         <w:rPr>
@@ -2379,7 +2379,7 @@
           <w:sz w:val="20"/>
           <w:szCs w:val="20"/>
         </w:rPr>
-        <w:t xml:space="preserve">   12 Min.</w:t>
+        <w:t xml:space="preserve">   17 Min.</w:t>
       </w:r>
     </w:p>
     <w:tbl>
@@ -2780,21 +2780,309 @@
                 <w:sz w:val="21"/>
                 <w:szCs w:val="21"/>
               </w:rPr>
-              <w:t xml:space="preserve">„Vergleicht zu zweit eure Notizen. Ergänzt, was euch fehlt. Zwei Minuten. Dann hört ihr noch einmal und beantwortet die letzte Frage: Wer ist John Maynard?“</w:t>
-            </w:r>
-          </w:p>
-          <w:p>
-            <w:pPr>
-              <w:spacing w:after="50" w:before="0"/>
-            </w:pPr>
-            <w:r>
-              <w:rPr>
-                <w:rFonts w:ascii="Calibri" w:cs="Calibri" w:eastAsia="Calibri" w:hAnsi="Calibri"/>
+              <w:t xml:space="preserve">„Vergleicht zu zweit eure Notizen. Ergänzt, was euch fehlt. Zwei Minuten.“</w:t>
+            </w:r>
+          </w:p>
+        </w:tc>
+      </w:tr>
+    </w:tbl>
+    <w:p>
+      <w:pPr>
+        <w:spacing w:after="40" w:before="0"/>
+      </w:pPr>
+      <w:r>
+        <w:rPr>
+          <w:rFonts w:ascii="Calibri" w:cs="Calibri" w:eastAsia="Calibri" w:hAnsi="Calibri"/>
+          <w:color w:val="000000"/>
+          <w:sz w:val="22"/>
+          <w:szCs w:val="22"/>
+        </w:rPr>
+        <w:t xml:space="preserve"/>
+      </w:r>
+    </w:p>
+    <w:tbl>
+      <w:tblPr>
+        <w:tblW w:type="dxa" w:w="10206"/>
+        <w:tblBorders>
+          <w:top w:val="single" w:color="auto" w:sz="4"/>
+          <w:left w:val="single" w:color="auto" w:sz="4"/>
+          <w:bottom w:val="single" w:color="auto" w:sz="4"/>
+          <w:right w:val="single" w:color="auto" w:sz="4"/>
+          <w:insideH w:val="single" w:color="auto" w:sz="4"/>
+          <w:insideV w:val="single" w:color="auto" w:sz="4"/>
+        </w:tblBorders>
+      </w:tblPr>
+      <w:tblGrid>
+        <w:gridCol w:w="1700"/>
+        <w:gridCol w:w="8506"/>
+      </w:tblGrid>
+      <w:tr>
+        <w:trPr>
+          <w:cantSplit/>
+        </w:trPr>
+        <w:tc>
+          <w:tcPr>
+            <w:tcW w:type="dxa" w:w="1700"/>
+            <w:tcBorders>
+              <w:top w:val="single" w:color="D5DDEE" w:sz="6"/>
+              <w:left w:val="single" w:color="D5DDEE" w:sz="6"/>
+              <w:bottom w:val="single" w:color="D5DDEE" w:sz="6"/>
+              <w:right w:val="single" w:color="D5DDEE" w:sz="6"/>
+            </w:tcBorders>
+            <w:shd w:fill="F4F7FD" w:color="auto" w:val="clear"/>
+            <w:tcMar>
+              <w:top w:type="dxa" w:w="100"/>
+              <w:left w:type="dxa" w:w="100"/>
+              <w:bottom w:type="dxa" w:w="100"/>
+              <w:right w:type="dxa" w:w="100"/>
+            </w:tcMar>
+            <w:vAlign w:val="top"/>
+          </w:tcPr>
+          <w:p>
+            <w:pPr>
+              <w:spacing w:after="10" w:before="0"/>
+            </w:pPr>
+            <w:r>
+              <w:rPr>
+                <w:rFonts w:ascii="Calibri" w:cs="Calibri" w:eastAsia="Calibri" w:hAnsi="Calibri"/>
+                <w:color w:val="5B6B8C"/>
+                <w:sz w:val="16"/>
+                <w:szCs w:val="16"/>
+              </w:rPr>
+              <w:t xml:space="preserve">Klasse</w:t>
+            </w:r>
+          </w:p>
+          <w:p>
+            <w:pPr>
+              <w:spacing w:after="0" w:before="0"/>
+            </w:pPr>
+            <w:r>
+              <w:rPr>
+                <w:rFonts w:ascii="Calibri" w:cs="Calibri" w:eastAsia="Calibri" w:hAnsi="Calibri"/>
+                <w:b/>
+                <w:bCs/>
+                <w:color w:val="1E2761"/>
+                <w:sz w:val="20"/>
+                <w:szCs w:val="20"/>
+              </w:rPr>
+              <w:t xml:space="preserve">arbeitet allein</w:t>
+            </w:r>
+          </w:p>
+        </w:tc>
+        <w:tc>
+          <w:tcPr>
+            <w:tcW w:type="dxa" w:w="8506"/>
+            <w:tcBorders>
+              <w:top w:val="single" w:color="D5DDEE" w:sz="6"/>
+              <w:left w:val="single" w:color="D5DDEE" w:sz="6"/>
+              <w:bottom w:val="single" w:color="D5DDEE" w:sz="6"/>
+              <w:right w:val="single" w:color="D5DDEE" w:sz="6"/>
+            </w:tcBorders>
+            <w:tcMar>
+              <w:top w:type="dxa" w:w="100"/>
+              <w:left w:type="dxa" w:w="160"/>
+              <w:bottom w:type="dxa" w:w="100"/>
+              <w:right w:type="dxa" w:w="100"/>
+            </w:tcMar>
+            <w:vAlign w:val="top"/>
+          </w:tcPr>
+          <w:p>
+            <w:pPr>
+              <w:spacing w:after="60" w:before="0"/>
+            </w:pPr>
+            <w:r>
+              <w:rPr>
+                <w:rFonts w:ascii="Calibri" w:cs="Calibri" w:eastAsia="Calibri" w:hAnsi="Calibri"/>
+                <w:b/>
+                <w:bCs/>
+                <w:color w:val="D9534F"/>
+                <w:sz w:val="20"/>
+                <w:szCs w:val="20"/>
+              </w:rPr>
+              <w:t xml:space="preserve">Ansage: </w:t>
+            </w:r>
+            <w:r>
+              <w:rPr>
+                <w:rFonts w:ascii="Calibri" w:cs="Calibri" w:eastAsia="Calibri" w:hAnsi="Calibri"/>
+                <w:i/>
+                <w:iCs/>
                 <w:color w:val="000000"/>
                 <w:sz w:val="21"/>
                 <w:szCs w:val="21"/>
               </w:rPr>
-              <w:t xml:space="preserve">Zweites Hören. Danach zwei Schüler: „Wer ist John Maynard?“ – erwartete Antwort: der Steuermann, der das brennende Schiff ans Ufer steuert, alle rettet und selbst stirbt.</w:t>
+              <w:t xml:space="preserve">„Lehrbuch auf Seite … Ihr hört die Ballade noch einmal und lest dabei leise im Buch mit. Danach beantwortet ihr die letzte Frage auf dem Schnipsel: Wer ist John Maynard?“</w:t>
+            </w:r>
+          </w:p>
+          <w:p>
+            <w:pPr>
+              <w:spacing w:after="50" w:before="0"/>
+            </w:pPr>
+            <w:r>
+              <w:rPr>
+                <w:rFonts w:ascii="Calibri" w:cs="Calibri" w:eastAsia="Calibri" w:hAnsi="Calibri"/>
+                <w:color w:val="000000"/>
+                <w:sz w:val="21"/>
+                <w:szCs w:val="21"/>
+              </w:rPr>
+              <w:t xml:space="preserve">Methodenkarte „Lautlesetraining mit Hörbüchern“, Variante Schattenlesen: Hörfassung läuft, alle lesen still mit.</w:t>
+            </w:r>
+          </w:p>
+          <w:p>
+            <w:pPr>
+              <w:spacing w:after="50" w:before="0"/>
+            </w:pPr>
+            <w:r>
+              <w:rPr>
+                <w:rFonts w:ascii="Calibri" w:cs="Calibri" w:eastAsia="Calibri" w:hAnsi="Calibri"/>
+                <w:color w:val="000000"/>
+                <w:sz w:val="21"/>
+                <w:szCs w:val="21"/>
+              </w:rPr>
+              <w:t xml:space="preserve">Danach zwei Schüler: „Wer ist John Maynard?“ – erwartete Antwort: der Steuermann, der das brennende Schiff ans Ufer steuert, alle rettet und selbst stirbt.</w:t>
+            </w:r>
+          </w:p>
+        </w:tc>
+      </w:tr>
+    </w:tbl>
+    <w:p>
+      <w:pPr>
+        <w:spacing w:after="40" w:before="0"/>
+      </w:pPr>
+      <w:r>
+        <w:rPr>
+          <w:rFonts w:ascii="Calibri" w:cs="Calibri" w:eastAsia="Calibri" w:hAnsi="Calibri"/>
+          <w:color w:val="000000"/>
+          <w:sz w:val="22"/>
+          <w:szCs w:val="22"/>
+        </w:rPr>
+        <w:t xml:space="preserve"/>
+      </w:r>
+    </w:p>
+    <w:tbl>
+      <w:tblPr>
+        <w:tblW w:type="dxa" w:w="10206"/>
+        <w:tblBorders>
+          <w:top w:val="single" w:color="auto" w:sz="4"/>
+          <w:left w:val="single" w:color="auto" w:sz="4"/>
+          <w:bottom w:val="single" w:color="auto" w:sz="4"/>
+          <w:right w:val="single" w:color="auto" w:sz="4"/>
+          <w:insideH w:val="single" w:color="auto" w:sz="4"/>
+          <w:insideV w:val="single" w:color="auto" w:sz="4"/>
+        </w:tblBorders>
+      </w:tblPr>
+      <w:tblGrid>
+        <w:gridCol w:w="1700"/>
+        <w:gridCol w:w="8506"/>
+      </w:tblGrid>
+      <w:tr>
+        <w:trPr>
+          <w:cantSplit/>
+        </w:trPr>
+        <w:tc>
+          <w:tcPr>
+            <w:tcW w:type="dxa" w:w="1700"/>
+            <w:tcBorders>
+              <w:top w:val="single" w:color="D5DDEE" w:sz="6"/>
+              <w:left w:val="single" w:color="D5DDEE" w:sz="6"/>
+              <w:bottom w:val="single" w:color="D5DDEE" w:sz="6"/>
+              <w:right w:val="single" w:color="D5DDEE" w:sz="6"/>
+            </w:tcBorders>
+            <w:shd w:fill="F4F7FD" w:color="auto" w:val="clear"/>
+            <w:tcMar>
+              <w:top w:type="dxa" w:w="100"/>
+              <w:left w:type="dxa" w:w="100"/>
+              <w:bottom w:type="dxa" w:w="100"/>
+              <w:right w:type="dxa" w:w="100"/>
+            </w:tcMar>
+            <w:vAlign w:val="top"/>
+          </w:tcPr>
+          <w:p>
+            <w:pPr>
+              <w:spacing w:after="10" w:before="0"/>
+            </w:pPr>
+            <w:r>
+              <w:rPr>
+                <w:rFonts w:ascii="Calibri" w:cs="Calibri" w:eastAsia="Calibri" w:hAnsi="Calibri"/>
+                <w:color w:val="5B6B8C"/>
+                <w:sz w:val="16"/>
+                <w:szCs w:val="16"/>
+              </w:rPr>
+              <w:t xml:space="preserve">Klasse</w:t>
+            </w:r>
+          </w:p>
+          <w:p>
+            <w:pPr>
+              <w:spacing w:after="0" w:before="0"/>
+            </w:pPr>
+            <w:r>
+              <w:rPr>
+                <w:rFonts w:ascii="Calibri" w:cs="Calibri" w:eastAsia="Calibri" w:hAnsi="Calibri"/>
+                <w:b/>
+                <w:bCs/>
+                <w:color w:val="1E2761"/>
+                <w:sz w:val="20"/>
+                <w:szCs w:val="20"/>
+              </w:rPr>
+              <w:t xml:space="preserve">arbeitet zu zweit</w:t>
+            </w:r>
+          </w:p>
+        </w:tc>
+        <w:tc>
+          <w:tcPr>
+            <w:tcW w:type="dxa" w:w="8506"/>
+            <w:tcBorders>
+              <w:top w:val="single" w:color="D5DDEE" w:sz="6"/>
+              <w:left w:val="single" w:color="D5DDEE" w:sz="6"/>
+              <w:bottom w:val="single" w:color="D5DDEE" w:sz="6"/>
+              <w:right w:val="single" w:color="D5DDEE" w:sz="6"/>
+            </w:tcBorders>
+            <w:tcMar>
+              <w:top w:type="dxa" w:w="100"/>
+              <w:left w:type="dxa" w:w="160"/>
+              <w:bottom w:type="dxa" w:w="100"/>
+              <w:right w:type="dxa" w:w="100"/>
+            </w:tcMar>
+            <w:vAlign w:val="top"/>
+          </w:tcPr>
+          <w:p>
+            <w:pPr>
+              <w:spacing w:after="60" w:before="0"/>
+            </w:pPr>
+            <w:r>
+              <w:rPr>
+                <w:rFonts w:ascii="Calibri" w:cs="Calibri" w:eastAsia="Calibri" w:hAnsi="Calibri"/>
+                <w:b/>
+                <w:bCs/>
+                <w:color w:val="D9534F"/>
+                <w:sz w:val="20"/>
+                <w:szCs w:val="20"/>
+              </w:rPr>
+              <w:t xml:space="preserve">Ansage: </w:t>
+            </w:r>
+            <w:r>
+              <w:rPr>
+                <w:rFonts w:ascii="Calibri" w:cs="Calibri" w:eastAsia="Calibri" w:hAnsi="Calibri"/>
+                <w:i/>
+                <w:iCs/>
+                <w:color w:val="000000"/>
+                <w:sz w:val="21"/>
+                <w:szCs w:val="21"/>
+              </w:rPr>
+              <w:t xml:space="preserve">„Nachlesen im Tandem: Ihr lest Strophe 2 und 3 halblaut gleichzeitig. Wenn jemand stockt, hilft der Partner sofort. Drei Minuten.“</w:t>
+            </w:r>
+          </w:p>
+          <w:p>
+            <w:pPr>
+              <w:spacing w:after="50" w:before="0"/>
+            </w:pPr>
+            <w:r>
+              <w:rPr>
+                <w:rFonts w:ascii="Calibri" w:cs="Calibri" w:eastAsia="Calibri" w:hAnsi="Calibri"/>
+                <w:color w:val="000000"/>
+                <w:sz w:val="21"/>
+                <w:szCs w:val="21"/>
+              </w:rPr>
+              <w:t xml:space="preserve">Methodenkarte „Tandemlesen“. Tandems vorher festlegen: je eine lesestärkere und eine leseschwächere Person.</w:t>
             </w:r>
           </w:p>
           <w:p>
@@ -3856,7 +4144,7 @@
           <w:sz w:val="20"/>
           <w:szCs w:val="20"/>
         </w:rPr>
-        <w:t xml:space="preserve">   30 Min.</w:t>
+        <w:t xml:space="preserve">   25 Min.</w:t>
       </w:r>
     </w:p>
     <w:tbl>
@@ -4706,151 +4994,21 @@
                 <w:sz w:val="21"/>
                 <w:szCs w:val="21"/>
               </w:rPr>
-              <w:t xml:space="preserve">Herumgehen; bei b) nachfragen: „Wie hast du die Stelle so schnell gefunden?“ – Ziel: Schlüsselwörter suchen (Feuer, Minuten, Grab).</w:t>
-            </w:r>
-          </w:p>
-        </w:tc>
-      </w:tr>
-    </w:tbl>
-    <w:p>
-      <w:pPr>
-        <w:spacing w:after="40" w:before="0"/>
-      </w:pPr>
-      <w:r>
-        <w:rPr>
-          <w:rFonts w:ascii="Calibri" w:cs="Calibri" w:eastAsia="Calibri" w:hAnsi="Calibri"/>
-          <w:color w:val="000000"/>
-          <w:sz w:val="22"/>
-          <w:szCs w:val="22"/>
-        </w:rPr>
-        <w:t xml:space="preserve"/>
-      </w:r>
-    </w:p>
-    <w:tbl>
-      <w:tblPr>
-        <w:tblW w:type="dxa" w:w="10206"/>
-        <w:tblBorders>
-          <w:top w:val="single" w:color="auto" w:sz="4"/>
-          <w:left w:val="single" w:color="auto" w:sz="4"/>
-          <w:bottom w:val="single" w:color="auto" w:sz="4"/>
-          <w:right w:val="single" w:color="auto" w:sz="4"/>
-          <w:insideH w:val="single" w:color="auto" w:sz="4"/>
-          <w:insideV w:val="single" w:color="auto" w:sz="4"/>
-        </w:tblBorders>
-      </w:tblPr>
-      <w:tblGrid>
-        <w:gridCol w:w="1700"/>
-        <w:gridCol w:w="8506"/>
-      </w:tblGrid>
-      <w:tr>
-        <w:trPr>
-          <w:cantSplit/>
-        </w:trPr>
-        <w:tc>
-          <w:tcPr>
-            <w:tcW w:type="dxa" w:w="1700"/>
-            <w:tcBorders>
-              <w:top w:val="single" w:color="D5DDEE" w:sz="6"/>
-              <w:left w:val="single" w:color="D5DDEE" w:sz="6"/>
-              <w:bottom w:val="single" w:color="D5DDEE" w:sz="6"/>
-              <w:right w:val="single" w:color="D5DDEE" w:sz="6"/>
-            </w:tcBorders>
-            <w:shd w:fill="F4F7FD" w:color="auto" w:val="clear"/>
-            <w:tcMar>
-              <w:top w:type="dxa" w:w="100"/>
-              <w:left w:type="dxa" w:w="100"/>
-              <w:bottom w:type="dxa" w:w="100"/>
-              <w:right w:type="dxa" w:w="100"/>
-            </w:tcMar>
-            <w:vAlign w:val="top"/>
-          </w:tcPr>
-          <w:p>
-            <w:pPr>
-              <w:spacing w:after="10" w:before="0"/>
-            </w:pPr>
-            <w:r>
-              <w:rPr>
-                <w:rFonts w:ascii="Calibri" w:cs="Calibri" w:eastAsia="Calibri" w:hAnsi="Calibri"/>
-                <w:color w:val="5B6B8C"/>
-                <w:sz w:val="16"/>
-                <w:szCs w:val="16"/>
-              </w:rPr>
-              <w:t xml:space="preserve">Klasse</w:t>
-            </w:r>
-          </w:p>
-          <w:p>
-            <w:pPr>
-              <w:spacing w:after="0" w:before="0"/>
-            </w:pPr>
-            <w:r>
-              <w:rPr>
-                <w:rFonts w:ascii="Calibri" w:cs="Calibri" w:eastAsia="Calibri" w:hAnsi="Calibri"/>
-                <w:b/>
-                <w:bCs/>
-                <w:color w:val="1E2761"/>
-                <w:sz w:val="20"/>
-                <w:szCs w:val="20"/>
-              </w:rPr>
-              <w:t xml:space="preserve">kommt an die Tafel</w:t>
-            </w:r>
-          </w:p>
-        </w:tc>
-        <w:tc>
-          <w:tcPr>
-            <w:tcW w:type="dxa" w:w="8506"/>
-            <w:tcBorders>
-              <w:top w:val="single" w:color="D5DDEE" w:sz="6"/>
-              <w:left w:val="single" w:color="D5DDEE" w:sz="6"/>
-              <w:bottom w:val="single" w:color="D5DDEE" w:sz="6"/>
-              <w:right w:val="single" w:color="D5DDEE" w:sz="6"/>
-            </w:tcBorders>
-            <w:tcMar>
-              <w:top w:type="dxa" w:w="100"/>
-              <w:left w:type="dxa" w:w="160"/>
-              <w:bottom w:type="dxa" w:w="100"/>
-              <w:right w:type="dxa" w:w="100"/>
-            </w:tcMar>
-            <w:vAlign w:val="top"/>
-          </w:tcPr>
-          <w:p>
-            <w:pPr>
-              <w:spacing w:after="60" w:before="0"/>
-            </w:pPr>
-            <w:r>
-              <w:rPr>
-                <w:rFonts w:ascii="Calibri" w:cs="Calibri" w:eastAsia="Calibri" w:hAnsi="Calibri"/>
-                <w:b/>
-                <w:bCs/>
-                <w:color w:val="D9534F"/>
-                <w:sz w:val="20"/>
-                <w:szCs w:val="20"/>
-              </w:rPr>
-              <w:t xml:space="preserve">Ansage: </w:t>
-            </w:r>
-            <w:r>
-              <w:rPr>
-                <w:rFonts w:ascii="Calibri" w:cs="Calibri" w:eastAsia="Calibri" w:hAnsi="Calibri"/>
-                <w:i/>
-                <w:iCs/>
+              <w:t xml:space="preserve">Danach die Antworten zu b) kurz mündlich abfragen (je ein Schüler pro Frage), alle verbessern mit Grün. </w:t>
+            </w:r>
+          </w:p>
+          <w:p>
+            <w:pPr>
+              <w:spacing w:after="50" w:before="0"/>
+            </w:pPr>
+            <w:r>
+              <w:rPr>
+                <w:rFonts w:ascii="Calibri" w:cs="Calibri" w:eastAsia="Calibri" w:hAnsi="Calibri"/>
                 <w:color w:val="000000"/>
                 <w:sz w:val="21"/>
                 <w:szCs w:val="21"/>
               </w:rPr>
-              <w:t xml:space="preserve">„Wer drankommt, schreibt die Antwort zu einer Frage aus b) an die Tafel – mit Strophe. Alle prüfen mit.“</w:t>
-            </w:r>
-          </w:p>
-          <w:p>
-            <w:pPr>
-              <w:spacing w:after="50" w:before="0"/>
-            </w:pPr>
-            <w:r>
-              <w:rPr>
-                <w:rFonts w:ascii="Calibri" w:cs="Calibri" w:eastAsia="Calibri" w:hAnsi="Calibri"/>
-                <w:color w:val="000000"/>
-                <w:sz w:val="21"/>
-                <w:szCs w:val="21"/>
-              </w:rPr>
-              <w:t xml:space="preserve">Nur b) an der Tafel, kurz: 4 Schüler, je eine Frage. Die übrigen haken in ihrem Schnipsel ab und verbessern mit Grün.</w:t>
+              <w:t xml:space="preserve">Herumgehen; bei b) nachfragen: „Wie hast du die Stelle so schnell gefunden?“ – Ziel: Schlüsselwörter suchen (Feuer, Minuten, Grab).</w:t>
             </w:r>
           </w:p>
         </w:tc>
